--- a/tillsyn/A 4896-2025 tillsynsbegäran.docx
+++ b/tillsyn/A 4896-2025 tillsynsbegäran.docx
@@ -472,7 +472,7 @@
     <w:r>
       <w:tab/>
       <w:tab/>
-      <w:t>2025-02-02</w:t>
+      <w:t>2025-02-03</w:t>
       <w:br/>
       <w:br/>
     </w:r>

--- a/tillsyn/A 4896-2025 tillsynsbegäran.docx
+++ b/tillsyn/A 4896-2025 tillsynsbegäran.docx
@@ -472,7 +472,7 @@
     <w:r>
       <w:tab/>
       <w:tab/>
-      <w:t>2025-02-03</w:t>
+      <w:t>2025-02-04</w:t>
       <w:br/>
       <w:br/>
     </w:r>

--- a/tillsyn/A 4896-2025 tillsynsbegäran.docx
+++ b/tillsyn/A 4896-2025 tillsynsbegäran.docx
@@ -472,7 +472,7 @@
     <w:r>
       <w:tab/>
       <w:tab/>
-      <w:t>2025-02-04</w:t>
+      <w:t>2025-02-05</w:t>
       <w:br/>
       <w:br/>
     </w:r>

--- a/tillsyn/A 4896-2025 tillsynsbegäran.docx
+++ b/tillsyn/A 4896-2025 tillsynsbegäran.docx
@@ -472,7 +472,7 @@
     <w:r>
       <w:tab/>
       <w:tab/>
-      <w:t>2025-02-05</w:t>
+      <w:t>2025-02-06</w:t>
       <w:br/>
       <w:br/>
     </w:r>

--- a/tillsyn/A 4896-2025 tillsynsbegäran.docx
+++ b/tillsyn/A 4896-2025 tillsynsbegäran.docx
@@ -472,7 +472,7 @@
     <w:r>
       <w:tab/>
       <w:tab/>
-      <w:t>2025-02-06</w:t>
+      <w:t>2025-02-07</w:t>
       <w:br/>
       <w:br/>
     </w:r>

--- a/tillsyn/A 4896-2025 tillsynsbegäran.docx
+++ b/tillsyn/A 4896-2025 tillsynsbegäran.docx
@@ -472,7 +472,7 @@
     <w:r>
       <w:tab/>
       <w:tab/>
-      <w:t>2025-02-07</w:t>
+      <w:t>2025-02-08</w:t>
       <w:br/>
       <w:br/>
     </w:r>

--- a/tillsyn/A 4896-2025 tillsynsbegäran.docx
+++ b/tillsyn/A 4896-2025 tillsynsbegäran.docx
@@ -472,7 +472,7 @@
     <w:r>
       <w:tab/>
       <w:tab/>
-      <w:t>2025-02-08</w:t>
+      <w:t>2025-02-09</w:t>
       <w:br/>
       <w:br/>
     </w:r>

--- a/tillsyn/A 4896-2025 tillsynsbegäran.docx
+++ b/tillsyn/A 4896-2025 tillsynsbegäran.docx
@@ -472,7 +472,7 @@
     <w:r>
       <w:tab/>
       <w:tab/>
-      <w:t>2025-02-09</w:t>
+      <w:t>2025-02-10</w:t>
       <w:br/>
       <w:br/>
     </w:r>

--- a/tillsyn/A 4896-2025 tillsynsbegäran.docx
+++ b/tillsyn/A 4896-2025 tillsynsbegäran.docx
@@ -472,7 +472,7 @@
     <w:r>
       <w:tab/>
       <w:tab/>
-      <w:t>2025-02-10</w:t>
+      <w:t>2025-02-11</w:t>
       <w:br/>
       <w:br/>
     </w:r>

--- a/tillsyn/A 4896-2025 tillsynsbegäran.docx
+++ b/tillsyn/A 4896-2025 tillsynsbegäran.docx
@@ -472,7 +472,7 @@
     <w:r>
       <w:tab/>
       <w:tab/>
-      <w:t>2025-02-11</w:t>
+      <w:t>2025-02-12</w:t>
       <w:br/>
       <w:br/>
     </w:r>

--- a/tillsyn/A 4896-2025 tillsynsbegäran.docx
+++ b/tillsyn/A 4896-2025 tillsynsbegäran.docx
@@ -472,7 +472,7 @@
     <w:r>
       <w:tab/>
       <w:tab/>
-      <w:t>2025-02-12</w:t>
+      <w:t>2025-02-13</w:t>
       <w:br/>
       <w:br/>
     </w:r>

--- a/tillsyn/A 4896-2025 tillsynsbegäran.docx
+++ b/tillsyn/A 4896-2025 tillsynsbegäran.docx
@@ -472,7 +472,7 @@
     <w:r>
       <w:tab/>
       <w:tab/>
-      <w:t>2025-02-13</w:t>
+      <w:t>2025-02-14</w:t>
       <w:br/>
       <w:br/>
     </w:r>

--- a/tillsyn/A 4896-2025 tillsynsbegäran.docx
+++ b/tillsyn/A 4896-2025 tillsynsbegäran.docx
@@ -472,7 +472,7 @@
     <w:r>
       <w:tab/>
       <w:tab/>
-      <w:t>2025-02-14</w:t>
+      <w:t>2025-02-15</w:t>
       <w:br/>
       <w:br/>
     </w:r>

--- a/tillsyn/A 4896-2025 tillsynsbegäran.docx
+++ b/tillsyn/A 4896-2025 tillsynsbegäran.docx
@@ -472,7 +472,7 @@
     <w:r>
       <w:tab/>
       <w:tab/>
-      <w:t>2025-02-15</w:t>
+      <w:t>2025-02-16</w:t>
       <w:br/>
       <w:br/>
     </w:r>

--- a/tillsyn/A 4896-2025 tillsynsbegäran.docx
+++ b/tillsyn/A 4896-2025 tillsynsbegäran.docx
@@ -472,7 +472,7 @@
     <w:r>
       <w:tab/>
       <w:tab/>
-      <w:t>2025-02-16</w:t>
+      <w:t>2025-02-17</w:t>
       <w:br/>
       <w:br/>
     </w:r>

--- a/tillsyn/A 4896-2025 tillsynsbegäran.docx
+++ b/tillsyn/A 4896-2025 tillsynsbegäran.docx
@@ -472,7 +472,7 @@
     <w:r>
       <w:tab/>
       <w:tab/>
-      <w:t>2025-02-17</w:t>
+      <w:t>2025-02-18</w:t>
       <w:br/>
       <w:br/>
     </w:r>

--- a/tillsyn/A 4896-2025 tillsynsbegäran.docx
+++ b/tillsyn/A 4896-2025 tillsynsbegäran.docx
@@ -472,7 +472,7 @@
     <w:r>
       <w:tab/>
       <w:tab/>
-      <w:t>2025-02-18</w:t>
+      <w:t>2025-02-19</w:t>
       <w:br/>
       <w:br/>
     </w:r>

--- a/tillsyn/A 4896-2025 tillsynsbegäran.docx
+++ b/tillsyn/A 4896-2025 tillsynsbegäran.docx
@@ -472,7 +472,7 @@
     <w:r>
       <w:tab/>
       <w:tab/>
-      <w:t>2025-02-19</w:t>
+      <w:t>2025-02-20</w:t>
       <w:br/>
       <w:br/>
     </w:r>

--- a/tillsyn/A 4896-2025 tillsynsbegäran.docx
+++ b/tillsyn/A 4896-2025 tillsynsbegäran.docx
@@ -472,7 +472,7 @@
     <w:r>
       <w:tab/>
       <w:tab/>
-      <w:t>2025-02-20</w:t>
+      <w:t>2025-02-21</w:t>
       <w:br/>
       <w:br/>
     </w:r>

--- a/tillsyn/A 4896-2025 tillsynsbegäran.docx
+++ b/tillsyn/A 4896-2025 tillsynsbegäran.docx
@@ -472,7 +472,7 @@
     <w:r>
       <w:tab/>
       <w:tab/>
-      <w:t>2025-02-21</w:t>
+      <w:t>2025-02-22</w:t>
       <w:br/>
       <w:br/>
     </w:r>

--- a/tillsyn/A 4896-2025 tillsynsbegäran.docx
+++ b/tillsyn/A 4896-2025 tillsynsbegäran.docx
@@ -472,7 +472,7 @@
     <w:r>
       <w:tab/>
       <w:tab/>
-      <w:t>2025-02-22</w:t>
+      <w:t>2025-02-23</w:t>
       <w:br/>
       <w:br/>
     </w:r>

--- a/tillsyn/A 4896-2025 tillsynsbegäran.docx
+++ b/tillsyn/A 4896-2025 tillsynsbegäran.docx
@@ -472,7 +472,7 @@
     <w:r>
       <w:tab/>
       <w:tab/>
-      <w:t>2025-02-23</w:t>
+      <w:t>2025-02-24</w:t>
       <w:br/>
       <w:br/>
     </w:r>

--- a/tillsyn/A 4896-2025 tillsynsbegäran.docx
+++ b/tillsyn/A 4896-2025 tillsynsbegäran.docx
@@ -472,7 +472,7 @@
     <w:r>
       <w:tab/>
       <w:tab/>
-      <w:t>2025-02-24</w:t>
+      <w:t>2025-02-25</w:t>
       <w:br/>
       <w:br/>
     </w:r>

--- a/tillsyn/A 4896-2025 tillsynsbegäran.docx
+++ b/tillsyn/A 4896-2025 tillsynsbegäran.docx
@@ -472,7 +472,7 @@
     <w:r>
       <w:tab/>
       <w:tab/>
-      <w:t>2025-02-25</w:t>
+      <w:t>2025-02-26</w:t>
       <w:br/>
       <w:br/>
     </w:r>

--- a/tillsyn/A 4896-2025 tillsynsbegäran.docx
+++ b/tillsyn/A 4896-2025 tillsynsbegäran.docx
@@ -472,7 +472,7 @@
     <w:r>
       <w:tab/>
       <w:tab/>
-      <w:t>2025-02-26</w:t>
+      <w:t>2025-02-27</w:t>
       <w:br/>
       <w:br/>
     </w:r>

--- a/tillsyn/A 4896-2025 tillsynsbegäran.docx
+++ b/tillsyn/A 4896-2025 tillsynsbegäran.docx
@@ -472,7 +472,7 @@
     <w:r>
       <w:tab/>
       <w:tab/>
-      <w:t>2025-02-27</w:t>
+      <w:t>2025-02-28</w:t>
       <w:br/>
       <w:br/>
     </w:r>

--- a/tillsyn/A 4896-2025 tillsynsbegäran.docx
+++ b/tillsyn/A 4896-2025 tillsynsbegäran.docx
@@ -472,7 +472,7 @@
     <w:r>
       <w:tab/>
       <w:tab/>
-      <w:t>2025-03-02</w:t>
+      <w:t>2025-03-03</w:t>
       <w:br/>
       <w:br/>
     </w:r>

--- a/tillsyn/A 4896-2025 tillsynsbegäran.docx
+++ b/tillsyn/A 4896-2025 tillsynsbegäran.docx
@@ -472,7 +472,7 @@
     <w:r>
       <w:tab/>
       <w:tab/>
-      <w:t>2025-03-03</w:t>
+      <w:t>2025-03-04</w:t>
       <w:br/>
       <w:br/>
     </w:r>

--- a/tillsyn/A 4896-2025 tillsynsbegäran.docx
+++ b/tillsyn/A 4896-2025 tillsynsbegäran.docx
@@ -472,7 +472,7 @@
     <w:r>
       <w:tab/>
       <w:tab/>
-      <w:t>2025-03-04</w:t>
+      <w:t>2025-03-05</w:t>
       <w:br/>
       <w:br/>
     </w:r>

--- a/tillsyn/A 4896-2025 tillsynsbegäran.docx
+++ b/tillsyn/A 4896-2025 tillsynsbegäran.docx
@@ -472,7 +472,7 @@
     <w:r>
       <w:tab/>
       <w:tab/>
-      <w:t>2025-03-05</w:t>
+      <w:t>2025-03-06</w:t>
       <w:br/>
       <w:br/>
     </w:r>

--- a/tillsyn/A 4896-2025 tillsynsbegäran.docx
+++ b/tillsyn/A 4896-2025 tillsynsbegäran.docx
@@ -472,7 +472,7 @@
     <w:r>
       <w:tab/>
       <w:tab/>
-      <w:t>2025-03-06</w:t>
+      <w:t>2025-03-07</w:t>
       <w:br/>
       <w:br/>
     </w:r>

--- a/tillsyn/A 4896-2025 tillsynsbegäran.docx
+++ b/tillsyn/A 4896-2025 tillsynsbegäran.docx
@@ -472,7 +472,7 @@
     <w:r>
       <w:tab/>
       <w:tab/>
-      <w:t>2025-03-07</w:t>
+      <w:t>2025-03-08</w:t>
       <w:br/>
       <w:br/>
     </w:r>

--- a/tillsyn/A 4896-2025 tillsynsbegäran.docx
+++ b/tillsyn/A 4896-2025 tillsynsbegäran.docx
@@ -472,7 +472,7 @@
     <w:r>
       <w:tab/>
       <w:tab/>
-      <w:t>2025-03-08</w:t>
+      <w:t>2025-03-09</w:t>
       <w:br/>
       <w:br/>
     </w:r>

--- a/tillsyn/A 4896-2025 tillsynsbegäran.docx
+++ b/tillsyn/A 4896-2025 tillsynsbegäran.docx
@@ -472,7 +472,7 @@
     <w:r>
       <w:tab/>
       <w:tab/>
-      <w:t>2025-03-09</w:t>
+      <w:t>2025-03-10</w:t>
       <w:br/>
       <w:br/>
     </w:r>

--- a/tillsyn/A 4896-2025 tillsynsbegäran.docx
+++ b/tillsyn/A 4896-2025 tillsynsbegäran.docx
@@ -472,7 +472,7 @@
     <w:r>
       <w:tab/>
       <w:tab/>
-      <w:t>2025-03-10</w:t>
+      <w:t>2025-03-11</w:t>
       <w:br/>
       <w:br/>
     </w:r>

--- a/tillsyn/A 4896-2025 tillsynsbegäran.docx
+++ b/tillsyn/A 4896-2025 tillsynsbegäran.docx
@@ -472,7 +472,7 @@
     <w:r>
       <w:tab/>
       <w:tab/>
-      <w:t>2025-03-11</w:t>
+      <w:t>2025-03-12</w:t>
       <w:br/>
       <w:br/>
     </w:r>

--- a/tillsyn/A 4896-2025 tillsynsbegäran.docx
+++ b/tillsyn/A 4896-2025 tillsynsbegäran.docx
@@ -472,7 +472,7 @@
     <w:r>
       <w:tab/>
       <w:tab/>
-      <w:t>2025-03-12</w:t>
+      <w:t>2025-03-13</w:t>
       <w:br/>
       <w:br/>
     </w:r>

--- a/tillsyn/A 4896-2025 tillsynsbegäran.docx
+++ b/tillsyn/A 4896-2025 tillsynsbegäran.docx
@@ -472,7 +472,7 @@
     <w:r>
       <w:tab/>
       <w:tab/>
-      <w:t>2025-03-13</w:t>
+      <w:t>2025-03-14</w:t>
       <w:br/>
       <w:br/>
     </w:r>

--- a/tillsyn/A 4896-2025 tillsynsbegäran.docx
+++ b/tillsyn/A 4896-2025 tillsynsbegäran.docx
@@ -35,7 +35,7 @@
     </w:p>
     <w:p>
       <w:r>
-        <w:t>I avverkningsanmälan har följande 1 naturvårdsarter hittats: tibast (S). Arter som är signalarter enligt Skogsstyrelsen har markerats med (S).</w:t>
+        <w:t>I avverkningsanmälan har följande 2 naturvårdsarter hittats: tibast (S) och blåsippa (§9). Arter som är signalarter enligt Skogsstyrelsen har markerats med (S). För fridlysta arter anges även paragrafen i Artskyddsförordningen som arten är fridlyst enligt.</w:t>
       </w:r>
     </w:p>
     <w:p>
@@ -100,7 +100,7 @@
     </w:p>
     <w:p>
       <w:r>
-        <w:t>Följande fridlysta arter har sina livsmiljöer och växtplatser i den avverkningsanmälda skogen: .</w:t>
+        <w:t>Följande fridlysta arter har sina livsmiljöer och växtplatser i den avverkningsanmälda skogen: blåsippa (§9).</w:t>
       </w:r>
     </w:p>
     <w:p>
@@ -116,7 +116,7 @@
     </w:p>
     <w:p>
       <w:r>
-        <w:t>I det avverkningsanmälda området finns 0 fyndplatser för knärot registrerade på Artportalen. Figur 2 visar gränserna för buffertzoner på 50 m, som behöver lämnas kring fyndplatserna för att knärotslokalerna inte ska försvinna vid en avverkning. Av det avverkningsanmälda området överlappar 0.13 ha med buffertzonerna och får av detta skäl inte avverkas.</w:t>
+        <w:t>I det avverkningsanmälda området finns 0 fyndplatser för knärot registrerade på Artportalen. Figur 2 visar gränserna för buffertzoner på 50 m, som behöver lämnas kring fyndplatserna för att knärotslokalerna inte ska försvinna vid en avverkning. Av det avverkningsanmälda området överlappar 0.49 ha med buffertzonerna och får av detta skäl inte avverkas.</w:t>
       </w:r>
     </w:p>
     <w:p>
@@ -472,7 +472,7 @@
     <w:r>
       <w:tab/>
       <w:tab/>
-      <w:t>2025-03-14</w:t>
+      <w:t>2025-03-15</w:t>
       <w:br/>
       <w:br/>
     </w:r>

--- a/tillsyn/A 4896-2025 tillsynsbegäran.docx
+++ b/tillsyn/A 4896-2025 tillsynsbegäran.docx
@@ -472,7 +472,7 @@
     <w:r>
       <w:tab/>
       <w:tab/>
-      <w:t>2025-03-15</w:t>
+      <w:t>2025-03-16</w:t>
       <w:br/>
       <w:br/>
     </w:r>

--- a/tillsyn/A 4896-2025 tillsynsbegäran.docx
+++ b/tillsyn/A 4896-2025 tillsynsbegäran.docx
@@ -472,7 +472,7 @@
     <w:r>
       <w:tab/>
       <w:tab/>
-      <w:t>2025-03-16</w:t>
+      <w:t>2025-03-17</w:t>
       <w:br/>
       <w:br/>
     </w:r>

--- a/tillsyn/A 4896-2025 tillsynsbegäran.docx
+++ b/tillsyn/A 4896-2025 tillsynsbegäran.docx
@@ -472,7 +472,7 @@
     <w:r>
       <w:tab/>
       <w:tab/>
-      <w:t>2025-03-17</w:t>
+      <w:t>2025-03-18</w:t>
       <w:br/>
       <w:br/>
     </w:r>

--- a/tillsyn/A 4896-2025 tillsynsbegäran.docx
+++ b/tillsyn/A 4896-2025 tillsynsbegäran.docx
@@ -472,7 +472,7 @@
     <w:r>
       <w:tab/>
       <w:tab/>
-      <w:t>2025-03-18</w:t>
+      <w:t>2025-03-19</w:t>
       <w:br/>
       <w:br/>
     </w:r>

--- a/tillsyn/A 4896-2025 tillsynsbegäran.docx
+++ b/tillsyn/A 4896-2025 tillsynsbegäran.docx
@@ -472,7 +472,7 @@
     <w:r>
       <w:tab/>
       <w:tab/>
-      <w:t>2025-03-19</w:t>
+      <w:t>2025-03-20</w:t>
       <w:br/>
       <w:br/>
     </w:r>

--- a/tillsyn/A 4896-2025 tillsynsbegäran.docx
+++ b/tillsyn/A 4896-2025 tillsynsbegäran.docx
@@ -472,7 +472,7 @@
     <w:r>
       <w:tab/>
       <w:tab/>
-      <w:t>2025-03-20</w:t>
+      <w:t>2025-03-21</w:t>
       <w:br/>
       <w:br/>
     </w:r>

--- a/tillsyn/A 4896-2025 tillsynsbegäran.docx
+++ b/tillsyn/A 4896-2025 tillsynsbegäran.docx
@@ -472,7 +472,7 @@
     <w:r>
       <w:tab/>
       <w:tab/>
-      <w:t>2025-03-21</w:t>
+      <w:t>2025-03-22</w:t>
       <w:br/>
       <w:br/>
     </w:r>

--- a/tillsyn/A 4896-2025 tillsynsbegäran.docx
+++ b/tillsyn/A 4896-2025 tillsynsbegäran.docx
@@ -472,7 +472,7 @@
     <w:r>
       <w:tab/>
       <w:tab/>
-      <w:t>2025-03-22</w:t>
+      <w:t>2025-03-23</w:t>
       <w:br/>
       <w:br/>
     </w:r>

--- a/tillsyn/A 4896-2025 tillsynsbegäran.docx
+++ b/tillsyn/A 4896-2025 tillsynsbegäran.docx
@@ -472,7 +472,7 @@
     <w:r>
       <w:tab/>
       <w:tab/>
-      <w:t>2025-03-23</w:t>
+      <w:t>2025-03-24</w:t>
       <w:br/>
       <w:br/>
     </w:r>

--- a/tillsyn/A 4896-2025 tillsynsbegäran.docx
+++ b/tillsyn/A 4896-2025 tillsynsbegäran.docx
@@ -472,7 +472,7 @@
     <w:r>
       <w:tab/>
       <w:tab/>
-      <w:t>2025-03-24</w:t>
+      <w:t>2025-03-25</w:t>
       <w:br/>
       <w:br/>
     </w:r>

--- a/tillsyn/A 4896-2025 tillsynsbegäran.docx
+++ b/tillsyn/A 4896-2025 tillsynsbegäran.docx
@@ -472,7 +472,7 @@
     <w:r>
       <w:tab/>
       <w:tab/>
-      <w:t>2025-03-25</w:t>
+      <w:t>2025-03-26</w:t>
       <w:br/>
       <w:br/>
     </w:r>

--- a/tillsyn/A 4896-2025 tillsynsbegäran.docx
+++ b/tillsyn/A 4896-2025 tillsynsbegäran.docx
@@ -472,7 +472,7 @@
     <w:r>
       <w:tab/>
       <w:tab/>
-      <w:t>2025-03-26</w:t>
+      <w:t>2025-03-27</w:t>
       <w:br/>
       <w:br/>
     </w:r>

--- a/tillsyn/A 4896-2025 tillsynsbegäran.docx
+++ b/tillsyn/A 4896-2025 tillsynsbegäran.docx
@@ -472,7 +472,7 @@
     <w:r>
       <w:tab/>
       <w:tab/>
-      <w:t>2025-03-27</w:t>
+      <w:t>2025-03-28</w:t>
       <w:br/>
       <w:br/>
     </w:r>

--- a/tillsyn/A 4896-2025 tillsynsbegäran.docx
+++ b/tillsyn/A 4896-2025 tillsynsbegäran.docx
@@ -472,7 +472,7 @@
     <w:r>
       <w:tab/>
       <w:tab/>
-      <w:t>2025-03-28</w:t>
+      <w:t>2025-03-29</w:t>
       <w:br/>
       <w:br/>
     </w:r>

--- a/tillsyn/A 4896-2025 tillsynsbegäran.docx
+++ b/tillsyn/A 4896-2025 tillsynsbegäran.docx
@@ -472,7 +472,7 @@
     <w:r>
       <w:tab/>
       <w:tab/>
-      <w:t>2025-04-02</w:t>
+      <w:t>2025-04-03</w:t>
       <w:br/>
       <w:br/>
     </w:r>

--- a/tillsyn/A 4896-2025 tillsynsbegäran.docx
+++ b/tillsyn/A 4896-2025 tillsynsbegäran.docx
@@ -472,7 +472,7 @@
     <w:r>
       <w:tab/>
       <w:tab/>
-      <w:t>2025-04-03</w:t>
+      <w:t>2025-04-05</w:t>
       <w:br/>
       <w:br/>
     </w:r>

--- a/tillsyn/A 4896-2025 tillsynsbegäran.docx
+++ b/tillsyn/A 4896-2025 tillsynsbegäran.docx
@@ -472,7 +472,7 @@
     <w:r>
       <w:tab/>
       <w:tab/>
-      <w:t>2025-04-05</w:t>
+      <w:t>2025-04-06</w:t>
       <w:br/>
       <w:br/>
     </w:r>

--- a/tillsyn/A 4896-2025 tillsynsbegäran.docx
+++ b/tillsyn/A 4896-2025 tillsynsbegäran.docx
@@ -472,7 +472,7 @@
     <w:r>
       <w:tab/>
       <w:tab/>
-      <w:t>2025-04-06</w:t>
+      <w:t>2025-04-07</w:t>
       <w:br/>
       <w:br/>
     </w:r>

--- a/tillsyn/A 4896-2025 tillsynsbegäran.docx
+++ b/tillsyn/A 4896-2025 tillsynsbegäran.docx
@@ -472,7 +472,7 @@
     <w:r>
       <w:tab/>
       <w:tab/>
-      <w:t>2025-04-07</w:t>
+      <w:t>2025-04-08</w:t>
       <w:br/>
       <w:br/>
     </w:r>

--- a/tillsyn/A 4896-2025 tillsynsbegäran.docx
+++ b/tillsyn/A 4896-2025 tillsynsbegäran.docx
@@ -472,7 +472,7 @@
     <w:r>
       <w:tab/>
       <w:tab/>
-      <w:t>2025-04-08</w:t>
+      <w:t>2025-04-09</w:t>
       <w:br/>
       <w:br/>
     </w:r>

--- a/tillsyn/A 4896-2025 tillsynsbegäran.docx
+++ b/tillsyn/A 4896-2025 tillsynsbegäran.docx
@@ -88,6 +88,17 @@
       </w:pPr>
       <w:r>
         <w:t>Figur 1. Fyndplatser för naturvårdsarter i det avverkningsanmälda området (röd linje). Markörer utan svart kant är placerade på fyndplatsen. Markörer med svart kant är placerade vid sidan av fyndplatsen och har ett svart streck som visar fyndplatsens exakta position. Kartans mittpunktskoordinat är N 6896090, E 628466 i SWEREF 99 TM.</w:t>
+      </w:r>
+    </w:p>
+    <w:p>
+      <w:r>
+        <w:rPr>
+          <w:b/>
+        </w:rPr>
+        <w:t>Tibast</w:t>
+      </w:r>
+      <w:r>
+        <w:t xml:space="preserve"> är en kalkgynnad buske som växer på mullrik, frisk eller svagt fuktig mark, exempelvis i gamla kalkgranskogar, lövträdslundar, varma källpåverkade sluttningar och exklusiva biotoper kopplade till vattendrag. Förekomster i gammal skog visar på höga naturvärden och bör alltid noteras i samband med naturvärdesinventeringar. Tibast är värdväxt för de två fjärilsarterna större tibastmal och brun tibastmal (CR) (SLU Artdatabanken, 2024; Nitare &amp; Skogsstyrelsen, 2019).</w:t>
       </w:r>
     </w:p>
     <w:p>
@@ -285,7 +296,7 @@
         <w:t xml:space="preserve">Level and pattern of overstory retention interact to shape long-term responses of understories to timber harvest. </w:t>
       </w:r>
       <w:r>
-        <w:t xml:space="preserve">Ecological Applications, 22, 2049–2064 </w:t>
+        <w:t>Ecological Applications, 22, 2049–2064</w:t>
       </w:r>
     </w:p>
     <w:p>
@@ -472,7 +483,7 @@
     <w:r>
       <w:tab/>
       <w:tab/>
-      <w:t>2025-04-09</w:t>
+      <w:t>2025-04-10</w:t>
       <w:br/>
       <w:br/>
     </w:r>

--- a/tillsyn/A 4896-2025 tillsynsbegäran.docx
+++ b/tillsyn/A 4896-2025 tillsynsbegäran.docx
@@ -483,7 +483,7 @@
     <w:r>
       <w:tab/>
       <w:tab/>
-      <w:t>2025-04-10</w:t>
+      <w:t>2025-04-11</w:t>
       <w:br/>
       <w:br/>
     </w:r>

--- a/tillsyn/A 4896-2025 tillsynsbegäran.docx
+++ b/tillsyn/A 4896-2025 tillsynsbegäran.docx
@@ -483,7 +483,7 @@
     <w:r>
       <w:tab/>
       <w:tab/>
-      <w:t>2025-04-11</w:t>
+      <w:t>2025-04-12</w:t>
       <w:br/>
       <w:br/>
     </w:r>

--- a/tillsyn/A 4896-2025 tillsynsbegäran.docx
+++ b/tillsyn/A 4896-2025 tillsynsbegäran.docx
@@ -483,7 +483,7 @@
     <w:r>
       <w:tab/>
       <w:tab/>
-      <w:t>2025-04-12</w:t>
+      <w:t>2025-04-13</w:t>
       <w:br/>
       <w:br/>
     </w:r>

--- a/tillsyn/A 4896-2025 tillsynsbegäran.docx
+++ b/tillsyn/A 4896-2025 tillsynsbegäran.docx
@@ -483,7 +483,7 @@
     <w:r>
       <w:tab/>
       <w:tab/>
-      <w:t>2025-04-13</w:t>
+      <w:t>2025-04-14</w:t>
       <w:br/>
       <w:br/>
     </w:r>

--- a/tillsyn/A 4896-2025 tillsynsbegäran.docx
+++ b/tillsyn/A 4896-2025 tillsynsbegäran.docx
@@ -483,7 +483,7 @@
     <w:r>
       <w:tab/>
       <w:tab/>
-      <w:t>2025-04-14</w:t>
+      <w:t>2025-04-15</w:t>
       <w:br/>
       <w:br/>
     </w:r>

--- a/tillsyn/A 4896-2025 tillsynsbegäran.docx
+++ b/tillsyn/A 4896-2025 tillsynsbegäran.docx
@@ -483,7 +483,7 @@
     <w:r>
       <w:tab/>
       <w:tab/>
-      <w:t>2025-04-15</w:t>
+      <w:t>2025-04-16</w:t>
       <w:br/>
       <w:br/>
     </w:r>

--- a/tillsyn/A 4896-2025 tillsynsbegäran.docx
+++ b/tillsyn/A 4896-2025 tillsynsbegäran.docx
@@ -483,7 +483,7 @@
     <w:r>
       <w:tab/>
       <w:tab/>
-      <w:t>2025-04-16</w:t>
+      <w:t>2025-04-17</w:t>
       <w:br/>
       <w:br/>
     </w:r>

--- a/tillsyn/A 4896-2025 tillsynsbegäran.docx
+++ b/tillsyn/A 4896-2025 tillsynsbegäran.docx
@@ -483,7 +483,7 @@
     <w:r>
       <w:tab/>
       <w:tab/>
-      <w:t>2025-04-17</w:t>
+      <w:t>2025-04-18</w:t>
       <w:br/>
       <w:br/>
     </w:r>

--- a/tillsyn/A 4896-2025 tillsynsbegäran.docx
+++ b/tillsyn/A 4896-2025 tillsynsbegäran.docx
@@ -483,7 +483,7 @@
     <w:r>
       <w:tab/>
       <w:tab/>
-      <w:t>2025-04-18</w:t>
+      <w:t>2025-04-19</w:t>
       <w:br/>
       <w:br/>
     </w:r>

--- a/tillsyn/A 4896-2025 tillsynsbegäran.docx
+++ b/tillsyn/A 4896-2025 tillsynsbegäran.docx
@@ -483,7 +483,7 @@
     <w:r>
       <w:tab/>
       <w:tab/>
-      <w:t>2025-05-03</w:t>
+      <w:t>2025-05-04</w:t>
       <w:br/>
       <w:br/>
     </w:r>

--- a/tillsyn/A 4896-2025 tillsynsbegäran.docx
+++ b/tillsyn/A 4896-2025 tillsynsbegäran.docx
@@ -483,7 +483,7 @@
     <w:r>
       <w:tab/>
       <w:tab/>
-      <w:t>2025-05-04</w:t>
+      <w:t>2025-05-06</w:t>
       <w:br/>
       <w:br/>
     </w:r>

--- a/tillsyn/A 4896-2025 tillsynsbegäran.docx
+++ b/tillsyn/A 4896-2025 tillsynsbegäran.docx
@@ -483,7 +483,7 @@
     <w:r>
       <w:tab/>
       <w:tab/>
-      <w:t>2025-05-06</w:t>
+      <w:t>2025-05-07</w:t>
       <w:br/>
       <w:br/>
     </w:r>

--- a/tillsyn/A 4896-2025 tillsynsbegäran.docx
+++ b/tillsyn/A 4896-2025 tillsynsbegäran.docx
@@ -483,7 +483,7 @@
     <w:r>
       <w:tab/>
       <w:tab/>
-      <w:t>2025-05-07</w:t>
+      <w:t>2025-05-08</w:t>
       <w:br/>
       <w:br/>
     </w:r>

--- a/tillsyn/A 4896-2025 tillsynsbegäran.docx
+++ b/tillsyn/A 4896-2025 tillsynsbegäran.docx
@@ -483,7 +483,7 @@
     <w:r>
       <w:tab/>
       <w:tab/>
-      <w:t>2025-05-08</w:t>
+      <w:t>2025-05-09</w:t>
       <w:br/>
       <w:br/>
     </w:r>

--- a/tillsyn/A 4896-2025 tillsynsbegäran.docx
+++ b/tillsyn/A 4896-2025 tillsynsbegäran.docx
@@ -483,7 +483,7 @@
     <w:r>
       <w:tab/>
       <w:tab/>
-      <w:t>2025-05-09</w:t>
+      <w:t>2025-05-10</w:t>
       <w:br/>
       <w:br/>
     </w:r>

--- a/tillsyn/A 4896-2025 tillsynsbegäran.docx
+++ b/tillsyn/A 4896-2025 tillsynsbegäran.docx
@@ -483,7 +483,7 @@
     <w:r>
       <w:tab/>
       <w:tab/>
-      <w:t>2025-05-10</w:t>
+      <w:t>2025-05-11</w:t>
       <w:br/>
       <w:br/>
     </w:r>

--- a/tillsyn/A 4896-2025 tillsynsbegäran.docx
+++ b/tillsyn/A 4896-2025 tillsynsbegäran.docx
@@ -483,7 +483,7 @@
     <w:r>
       <w:tab/>
       <w:tab/>
-      <w:t>2025-05-11</w:t>
+      <w:t>2025-05-12</w:t>
       <w:br/>
       <w:br/>
     </w:r>

--- a/tillsyn/A 4896-2025 tillsynsbegäran.docx
+++ b/tillsyn/A 4896-2025 tillsynsbegäran.docx
@@ -483,7 +483,7 @@
     <w:r>
       <w:tab/>
       <w:tab/>
-      <w:t>2025-05-12</w:t>
+      <w:t>2025-05-13</w:t>
       <w:br/>
       <w:br/>
     </w:r>

--- a/tillsyn/A 4896-2025 tillsynsbegäran.docx
+++ b/tillsyn/A 4896-2025 tillsynsbegäran.docx
@@ -483,7 +483,7 @@
     <w:r>
       <w:tab/>
       <w:tab/>
-      <w:t>2025-05-13</w:t>
+      <w:t>2025-05-14</w:t>
       <w:br/>
       <w:br/>
     </w:r>

--- a/tillsyn/A 4896-2025 tillsynsbegäran.docx
+++ b/tillsyn/A 4896-2025 tillsynsbegäran.docx
@@ -483,7 +483,7 @@
     <w:r>
       <w:tab/>
       <w:tab/>
-      <w:t>2025-05-14</w:t>
+      <w:t>2025-05-15</w:t>
       <w:br/>
       <w:br/>
     </w:r>

--- a/tillsyn/A 4896-2025 tillsynsbegäran.docx
+++ b/tillsyn/A 4896-2025 tillsynsbegäran.docx
@@ -483,7 +483,7 @@
     <w:r>
       <w:tab/>
       <w:tab/>
-      <w:t>2025-05-15</w:t>
+      <w:t>2025-05-16</w:t>
       <w:br/>
       <w:br/>
     </w:r>

--- a/tillsyn/A 4896-2025 tillsynsbegäran.docx
+++ b/tillsyn/A 4896-2025 tillsynsbegäran.docx
@@ -483,7 +483,7 @@
     <w:r>
       <w:tab/>
       <w:tab/>
-      <w:t>2025-05-16</w:t>
+      <w:t>2025-05-17</w:t>
       <w:br/>
       <w:br/>
     </w:r>

--- a/tillsyn/A 4896-2025 tillsynsbegäran.docx
+++ b/tillsyn/A 4896-2025 tillsynsbegäran.docx
@@ -483,7 +483,7 @@
     <w:r>
       <w:tab/>
       <w:tab/>
-      <w:t>2025-05-17</w:t>
+      <w:t>2025-05-18</w:t>
       <w:br/>
       <w:br/>
     </w:r>

--- a/tillsyn/A 4896-2025 tillsynsbegäran.docx
+++ b/tillsyn/A 4896-2025 tillsynsbegäran.docx
@@ -483,7 +483,7 @@
     <w:r>
       <w:tab/>
       <w:tab/>
-      <w:t>2025-05-18</w:t>
+      <w:t>2025-05-19</w:t>
       <w:br/>
       <w:br/>
     </w:r>

--- a/tillsyn/A 4896-2025 tillsynsbegäran.docx
+++ b/tillsyn/A 4896-2025 tillsynsbegäran.docx
@@ -483,7 +483,7 @@
     <w:r>
       <w:tab/>
       <w:tab/>
-      <w:t>2025-05-19</w:t>
+      <w:t>2025-05-20</w:t>
       <w:br/>
       <w:br/>
     </w:r>

--- a/tillsyn/A 4896-2025 tillsynsbegäran.docx
+++ b/tillsyn/A 4896-2025 tillsynsbegäran.docx
@@ -483,7 +483,7 @@
     <w:r>
       <w:tab/>
       <w:tab/>
-      <w:t>2025-05-20</w:t>
+      <w:t>2025-05-21</w:t>
       <w:br/>
       <w:br/>
     </w:r>

--- a/tillsyn/A 4896-2025 tillsynsbegäran.docx
+++ b/tillsyn/A 4896-2025 tillsynsbegäran.docx
@@ -483,7 +483,7 @@
     <w:r>
       <w:tab/>
       <w:tab/>
-      <w:t>2025-05-21</w:t>
+      <w:t>2025-05-22</w:t>
       <w:br/>
       <w:br/>
     </w:r>

--- a/tillsyn/A 4896-2025 tillsynsbegäran.docx
+++ b/tillsyn/A 4896-2025 tillsynsbegäran.docx
@@ -483,7 +483,7 @@
     <w:r>
       <w:tab/>
       <w:tab/>
-      <w:t>2025-05-22</w:t>
+      <w:t>2025-05-23</w:t>
       <w:br/>
       <w:br/>
     </w:r>

--- a/tillsyn/A 4896-2025 tillsynsbegäran.docx
+++ b/tillsyn/A 4896-2025 tillsynsbegäran.docx
@@ -483,7 +483,7 @@
     <w:r>
       <w:tab/>
       <w:tab/>
-      <w:t>2025-05-23</w:t>
+      <w:t>2025-05-24</w:t>
       <w:br/>
       <w:br/>
     </w:r>

--- a/tillsyn/A 4896-2025 tillsynsbegäran.docx
+++ b/tillsyn/A 4896-2025 tillsynsbegäran.docx
@@ -483,7 +483,7 @@
     <w:r>
       <w:tab/>
       <w:tab/>
-      <w:t>2025-05-24</w:t>
+      <w:t>2025-05-25</w:t>
       <w:br/>
       <w:br/>
     </w:r>

--- a/tillsyn/A 4896-2025 tillsynsbegäran.docx
+++ b/tillsyn/A 4896-2025 tillsynsbegäran.docx
@@ -483,7 +483,7 @@
     <w:r>
       <w:tab/>
       <w:tab/>
-      <w:t>2025-05-25</w:t>
+      <w:t>2025-05-26</w:t>
       <w:br/>
       <w:br/>
     </w:r>

--- a/tillsyn/A 4896-2025 tillsynsbegäran.docx
+++ b/tillsyn/A 4896-2025 tillsynsbegäran.docx
@@ -483,7 +483,7 @@
     <w:r>
       <w:tab/>
       <w:tab/>
-      <w:t>2025-05-26</w:t>
+      <w:t>2025-05-27</w:t>
       <w:br/>
       <w:br/>
     </w:r>

--- a/tillsyn/A 4896-2025 tillsynsbegäran.docx
+++ b/tillsyn/A 4896-2025 tillsynsbegäran.docx
@@ -483,7 +483,7 @@
     <w:r>
       <w:tab/>
       <w:tab/>
-      <w:t>2025-05-27</w:t>
+      <w:t>2025-05-30</w:t>
       <w:br/>
       <w:br/>
     </w:r>

--- a/tillsyn/A 4896-2025 tillsynsbegäran.docx
+++ b/tillsyn/A 4896-2025 tillsynsbegäran.docx
@@ -483,7 +483,7 @@
     <w:r>
       <w:tab/>
       <w:tab/>
-      <w:t>2025-05-30</w:t>
+      <w:t>2025-06-01</w:t>
       <w:br/>
       <w:br/>
     </w:r>

--- a/tillsyn/A 4896-2025 tillsynsbegäran.docx
+++ b/tillsyn/A 4896-2025 tillsynsbegäran.docx
@@ -483,7 +483,7 @@
     <w:r>
       <w:tab/>
       <w:tab/>
-      <w:t>2025-06-01</w:t>
+      <w:t>2025-06-02</w:t>
       <w:br/>
       <w:br/>
     </w:r>

--- a/tillsyn/A 4896-2025 tillsynsbegäran.docx
+++ b/tillsyn/A 4896-2025 tillsynsbegäran.docx
@@ -483,7 +483,7 @@
     <w:r>
       <w:tab/>
       <w:tab/>
-      <w:t>2025-06-02</w:t>
+      <w:t>2025-06-03</w:t>
       <w:br/>
       <w:br/>
     </w:r>

--- a/tillsyn/A 4896-2025 tillsynsbegäran.docx
+++ b/tillsyn/A 4896-2025 tillsynsbegäran.docx
@@ -483,7 +483,7 @@
     <w:r>
       <w:tab/>
       <w:tab/>
-      <w:t>2025-06-03</w:t>
+      <w:t>2025-06-04</w:t>
       <w:br/>
       <w:br/>
     </w:r>

--- a/tillsyn/A 4896-2025 tillsynsbegäran.docx
+++ b/tillsyn/A 4896-2025 tillsynsbegäran.docx
@@ -483,7 +483,7 @@
     <w:r>
       <w:tab/>
       <w:tab/>
-      <w:t>2025-06-04</w:t>
+      <w:t>2025-06-05</w:t>
       <w:br/>
       <w:br/>
     </w:r>

--- a/tillsyn/A 4896-2025 tillsynsbegäran.docx
+++ b/tillsyn/A 4896-2025 tillsynsbegäran.docx
@@ -483,7 +483,7 @@
     <w:r>
       <w:tab/>
       <w:tab/>
-      <w:t>2025-06-05</w:t>
+      <w:t>2025-06-13</w:t>
       <w:br/>
       <w:br/>
     </w:r>

--- a/tillsyn/A 4896-2025 tillsynsbegäran.docx
+++ b/tillsyn/A 4896-2025 tillsynsbegäran.docx
@@ -483,7 +483,7 @@
     <w:r>
       <w:tab/>
       <w:tab/>
-      <w:t>2025-06-13</w:t>
+      <w:t>2025-06-15</w:t>
       <w:br/>
       <w:br/>
     </w:r>

--- a/tillsyn/A 4896-2025 tillsynsbegäran.docx
+++ b/tillsyn/A 4896-2025 tillsynsbegäran.docx
@@ -483,7 +483,7 @@
     <w:r>
       <w:tab/>
       <w:tab/>
-      <w:t>2025-06-15</w:t>
+      <w:t>2025-06-16</w:t>
       <w:br/>
       <w:br/>
     </w:r>

--- a/tillsyn/A 4896-2025 tillsynsbegäran.docx
+++ b/tillsyn/A 4896-2025 tillsynsbegäran.docx
@@ -483,7 +483,7 @@
     <w:r>
       <w:tab/>
       <w:tab/>
-      <w:t>2025-06-16</w:t>
+      <w:t>2025-06-17</w:t>
       <w:br/>
       <w:br/>
     </w:r>

--- a/tillsyn/A 4896-2025 tillsynsbegäran.docx
+++ b/tillsyn/A 4896-2025 tillsynsbegäran.docx
@@ -483,7 +483,7 @@
     <w:r>
       <w:tab/>
       <w:tab/>
-      <w:t>2025-06-17</w:t>
+      <w:t>2025-06-18</w:t>
       <w:br/>
       <w:br/>
     </w:r>

--- a/tillsyn/A 4896-2025 tillsynsbegäran.docx
+++ b/tillsyn/A 4896-2025 tillsynsbegäran.docx
@@ -483,7 +483,7 @@
     <w:r>
       <w:tab/>
       <w:tab/>
-      <w:t>2025-06-18</w:t>
+      <w:t>2025-06-19</w:t>
       <w:br/>
       <w:br/>
     </w:r>

--- a/tillsyn/A 4896-2025 tillsynsbegäran.docx
+++ b/tillsyn/A 4896-2025 tillsynsbegäran.docx
@@ -483,7 +483,7 @@
     <w:r>
       <w:tab/>
       <w:tab/>
-      <w:t>2025-06-19</w:t>
+      <w:t>2025-06-20</w:t>
       <w:br/>
       <w:br/>
     </w:r>

--- a/tillsyn/A 4896-2025 tillsynsbegäran.docx
+++ b/tillsyn/A 4896-2025 tillsynsbegäran.docx
@@ -483,7 +483,7 @@
     <w:r>
       <w:tab/>
       <w:tab/>
-      <w:t>2025-06-20</w:t>
+      <w:t>2025-06-21</w:t>
       <w:br/>
       <w:br/>
     </w:r>

--- a/tillsyn/A 4896-2025 tillsynsbegäran.docx
+++ b/tillsyn/A 4896-2025 tillsynsbegäran.docx
@@ -483,7 +483,7 @@
     <w:r>
       <w:tab/>
       <w:tab/>
-      <w:t>2025-06-21</w:t>
+      <w:t>2025-06-22</w:t>
       <w:br/>
       <w:br/>
     </w:r>

--- a/tillsyn/A 4896-2025 tillsynsbegäran.docx
+++ b/tillsyn/A 4896-2025 tillsynsbegäran.docx
@@ -483,7 +483,7 @@
     <w:r>
       <w:tab/>
       <w:tab/>
-      <w:t>2025-06-22</w:t>
+      <w:t>2025-06-23</w:t>
       <w:br/>
       <w:br/>
     </w:r>

--- a/tillsyn/A 4896-2025 tillsynsbegäran.docx
+++ b/tillsyn/A 4896-2025 tillsynsbegäran.docx
@@ -483,7 +483,7 @@
     <w:r>
       <w:tab/>
       <w:tab/>
-      <w:t>2025-06-23</w:t>
+      <w:t>2025-06-24</w:t>
       <w:br/>
       <w:br/>
     </w:r>

--- a/tillsyn/A 4896-2025 tillsynsbegäran.docx
+++ b/tillsyn/A 4896-2025 tillsynsbegäran.docx
@@ -483,7 +483,7 @@
     <w:r>
       <w:tab/>
       <w:tab/>
-      <w:t>2025-06-24</w:t>
+      <w:t>2025-06-25</w:t>
       <w:br/>
       <w:br/>
     </w:r>

--- a/tillsyn/A 4896-2025 tillsynsbegäran.docx
+++ b/tillsyn/A 4896-2025 tillsynsbegäran.docx
@@ -483,7 +483,7 @@
     <w:r>
       <w:tab/>
       <w:tab/>
-      <w:t>2025-06-25</w:t>
+      <w:t>2025-06-26</w:t>
       <w:br/>
       <w:br/>
     </w:r>

--- a/tillsyn/A 4896-2025 tillsynsbegäran.docx
+++ b/tillsyn/A 4896-2025 tillsynsbegäran.docx
@@ -483,7 +483,7 @@
     <w:r>
       <w:tab/>
       <w:tab/>
-      <w:t>2025-06-26</w:t>
+      <w:t>2025-06-27</w:t>
       <w:br/>
       <w:br/>
     </w:r>

--- a/tillsyn/A 4896-2025 tillsynsbegäran.docx
+++ b/tillsyn/A 4896-2025 tillsynsbegäran.docx
@@ -483,7 +483,7 @@
     <w:r>
       <w:tab/>
       <w:tab/>
-      <w:t>2025-06-27</w:t>
+      <w:t>2025-06-28</w:t>
       <w:br/>
       <w:br/>
     </w:r>

--- a/tillsyn/A 4896-2025 tillsynsbegäran.docx
+++ b/tillsyn/A 4896-2025 tillsynsbegäran.docx
@@ -483,7 +483,7 @@
     <w:r>
       <w:tab/>
       <w:tab/>
-      <w:t>2025-06-28</w:t>
+      <w:t>2025-06-29</w:t>
       <w:br/>
       <w:br/>
     </w:r>

--- a/tillsyn/A 4896-2025 tillsynsbegäran.docx
+++ b/tillsyn/A 4896-2025 tillsynsbegäran.docx
@@ -483,7 +483,7 @@
     <w:r>
       <w:tab/>
       <w:tab/>
-      <w:t>2025-06-29</w:t>
+      <w:t>2025-06-30</w:t>
       <w:br/>
       <w:br/>
     </w:r>

--- a/tillsyn/A 4896-2025 tillsynsbegäran.docx
+++ b/tillsyn/A 4896-2025 tillsynsbegäran.docx
@@ -483,7 +483,7 @@
     <w:r>
       <w:tab/>
       <w:tab/>
-      <w:t>2025-06-30</w:t>
+      <w:t>2025-07-01</w:t>
       <w:br/>
       <w:br/>
     </w:r>

--- a/tillsyn/A 4896-2025 tillsynsbegäran.docx
+++ b/tillsyn/A 4896-2025 tillsynsbegäran.docx
@@ -483,7 +483,7 @@
     <w:r>
       <w:tab/>
       <w:tab/>
-      <w:t>2025-07-01</w:t>
+      <w:t>2025-07-02</w:t>
       <w:br/>
       <w:br/>
     </w:r>

--- a/tillsyn/A 4896-2025 tillsynsbegäran.docx
+++ b/tillsyn/A 4896-2025 tillsynsbegäran.docx
@@ -483,7 +483,7 @@
     <w:r>
       <w:tab/>
       <w:tab/>
-      <w:t>2025-07-02</w:t>
+      <w:t>2025-07-03</w:t>
       <w:br/>
       <w:br/>
     </w:r>

--- a/tillsyn/A 4896-2025 tillsynsbegäran.docx
+++ b/tillsyn/A 4896-2025 tillsynsbegäran.docx
@@ -483,7 +483,7 @@
     <w:r>
       <w:tab/>
       <w:tab/>
-      <w:t>2025-07-03</w:t>
+      <w:t>2025-07-04</w:t>
       <w:br/>
       <w:br/>
     </w:r>

--- a/tillsyn/A 4896-2025 tillsynsbegäran.docx
+++ b/tillsyn/A 4896-2025 tillsynsbegäran.docx
@@ -483,7 +483,7 @@
     <w:r>
       <w:tab/>
       <w:tab/>
-      <w:t>2025-07-04</w:t>
+      <w:t>2025-07-05</w:t>
       <w:br/>
       <w:br/>
     </w:r>

--- a/tillsyn/A 4896-2025 tillsynsbegäran.docx
+++ b/tillsyn/A 4896-2025 tillsynsbegäran.docx
@@ -483,7 +483,7 @@
     <w:r>
       <w:tab/>
       <w:tab/>
-      <w:t>2025-07-05</w:t>
+      <w:t>2025-07-06</w:t>
       <w:br/>
       <w:br/>
     </w:r>

--- a/tillsyn/A 4896-2025 tillsynsbegäran.docx
+++ b/tillsyn/A 4896-2025 tillsynsbegäran.docx
@@ -483,7 +483,7 @@
     <w:r>
       <w:tab/>
       <w:tab/>
-      <w:t>2025-07-06</w:t>
+      <w:t>2025-07-07</w:t>
       <w:br/>
       <w:br/>
     </w:r>

--- a/tillsyn/A 4896-2025 tillsynsbegäran.docx
+++ b/tillsyn/A 4896-2025 tillsynsbegäran.docx
@@ -483,7 +483,7 @@
     <w:r>
       <w:tab/>
       <w:tab/>
-      <w:t>2025-07-07</w:t>
+      <w:t>2025-07-08</w:t>
       <w:br/>
       <w:br/>
     </w:r>

--- a/tillsyn/A 4896-2025 tillsynsbegäran.docx
+++ b/tillsyn/A 4896-2025 tillsynsbegäran.docx
@@ -483,7 +483,7 @@
     <w:r>
       <w:tab/>
       <w:tab/>
-      <w:t>2025-07-08</w:t>
+      <w:t>2025-07-09</w:t>
       <w:br/>
       <w:br/>
     </w:r>

--- a/tillsyn/A 4896-2025 tillsynsbegäran.docx
+++ b/tillsyn/A 4896-2025 tillsynsbegäran.docx
@@ -483,7 +483,7 @@
     <w:r>
       <w:tab/>
       <w:tab/>
-      <w:t>2025-07-09</w:t>
+      <w:t>2025-07-11</w:t>
       <w:br/>
       <w:br/>
     </w:r>

--- a/tillsyn/A 4896-2025 tillsynsbegäran.docx
+++ b/tillsyn/A 4896-2025 tillsynsbegäran.docx
@@ -483,7 +483,7 @@
     <w:r>
       <w:tab/>
       <w:tab/>
-      <w:t>2025-07-11</w:t>
+      <w:t>2025-07-12</w:t>
       <w:br/>
       <w:br/>
     </w:r>

--- a/tillsyn/A 4896-2025 tillsynsbegäran.docx
+++ b/tillsyn/A 4896-2025 tillsynsbegäran.docx
@@ -483,7 +483,7 @@
     <w:r>
       <w:tab/>
       <w:tab/>
-      <w:t>2025-07-12</w:t>
+      <w:t>2025-07-13</w:t>
       <w:br/>
       <w:br/>
     </w:r>

--- a/tillsyn/A 4896-2025 tillsynsbegäran.docx
+++ b/tillsyn/A 4896-2025 tillsynsbegäran.docx
@@ -483,7 +483,7 @@
     <w:r>
       <w:tab/>
       <w:tab/>
-      <w:t>2025-07-13</w:t>
+      <w:t>2025-07-14</w:t>
       <w:br/>
       <w:br/>
     </w:r>

--- a/tillsyn/A 4896-2025 tillsynsbegäran.docx
+++ b/tillsyn/A 4896-2025 tillsynsbegäran.docx
@@ -521,7 +521,7 @@
     <w:r>
       <w:tab/>
       <w:tab/>
-      <w:t>2025-08-06</w:t>
+      <w:t>2025-08-09</w:t>
       <w:br/>
       <w:br/>
     </w:r>
